--- a/Project/document_intelligence_hub/SDD_Filled.docx
+++ b/Project/document_intelligence_hub/SDD_Filled.docx
@@ -23,26 +23,43 @@
     </w:p>
     <w:p>
       <w:r>
-        <w:t xml:space="preserve">v1.0 </w:t>
-      </w:r>
-      <w:r>
-        <w:t>phase-1</w:t>
-      </w:r>
-      <w:r>
-        <w:br/>
+        <w:t>V1.0 Phase 1- core pipeline</w:t>
       </w:r>
     </w:p>
     <w:p>
-      <w:pPr>
-        <w:pStyle w:val="Heading1"/>
-      </w:pPr>
-      <w:r>
-        <w:t>Executive Summary</w:t>
+      <w:r>
+        <w:t>v1.</w:t>
+      </w:r>
+      <w:r>
+        <w:t xml:space="preserve">5 </w:t>
+      </w:r>
+      <w:r>
+        <w:t xml:space="preserve"> </w:t>
+      </w:r>
+      <w:r>
+        <w:t>phase-1</w:t>
+      </w:r>
+      <w:r>
+        <w:t>.5</w:t>
+      </w:r>
+      <w:r>
+        <w:t xml:space="preserve"> UI modularization and helper consolidation</w:t>
+      </w:r>
+      <w:r>
+        <w:br/>
       </w:r>
     </w:p>
     <w:p>
-      <w:r>
-        <w:t>This project aims to convert unstructured PDF data into a searchable, indexed knowledge base. Phase 1 establishes the core data pipeline for ingestion, text extraction, and metadata management, providing a foundation for future AI-driven search and retrieval-augmented generation (RAG).</w:t>
+      <w:pPr>
+        <w:pStyle w:val="Heading1"/>
+      </w:pPr>
+      <w:r>
+        <w:t>Executive Summary</w:t>
+      </w:r>
+    </w:p>
+    <w:p>
+      <w:r>
+        <w:t>This project converts unstructured PDF collections into a locally hosted, searchable knowledge base. Phase 1 delivered the end-to-end pipeline for ingestion, text extraction, FTS5-based keyword search, analytics, and document library management. Phase 1.5 refined the internal architecture through UI modularization and helper consolidation, improving maintainability and presentation clarity without changing functional scope. The system is designed as a foundation for future AI-driven retrieval-augmented generation (RAG) capabilities.</w:t>
       </w:r>
       <w:r>
         <w:br/>
@@ -130,6 +147,7 @@
         </w:numPr>
       </w:pPr>
       <w:r>
+        <w:lastRenderedPageBreak/>
         <w:t xml:space="preserve">Developer: Created the </w:t>
       </w:r>
       <w:proofErr w:type="spellStart"/>
@@ -149,7 +167,6 @@
         <w:pStyle w:val="Heading1"/>
       </w:pPr>
       <w:r>
-        <w:lastRenderedPageBreak/>
         <w:t>Point of Contact</w:t>
       </w:r>
     </w:p>
@@ -237,14 +254,7 @@
           <w:b/>
           <w:bCs/>
         </w:rPr>
-        <w:t>Included in Phase 1</w:t>
-      </w:r>
-      <w:r>
-        <w:rPr>
-          <w:b/>
-          <w:bCs/>
-        </w:rPr>
-        <w:t>:</w:t>
+        <w:t>Included in Phase 1:</w:t>
       </w:r>
     </w:p>
     <w:p>
@@ -399,6 +409,57 @@
     </w:p>
     <w:p>
       <w:pPr>
+        <w:ind w:left="360"/>
+      </w:pPr>
+      <w:r>
+        <w:t>Ui improvements:</w:t>
+      </w:r>
+      <w:r>
+        <w:br/>
+      </w:r>
+      <w:r>
+        <w:t>UI modularization — app.py refactored into a lightweight router; interface split into ingestion_page.py, search_page.py, library_page.py, analytics_page.py</w:t>
+      </w:r>
+    </w:p>
+    <w:p>
+      <w:pPr>
+        <w:pStyle w:val="ListParagraph"/>
+        <w:numPr>
+          <w:ilvl w:val="0"/>
+          <w:numId w:val="15"/>
+        </w:numPr>
+      </w:pPr>
+      <w:r>
+        <w:t>Helper consolidation — snippet generation and keyword highlighting centralized into utils.py and ui_helpers.py; duplicate logic removed</w:t>
+      </w:r>
+    </w:p>
+    <w:p/>
+    <w:p>
+      <w:pPr>
+        <w:pStyle w:val="ListParagraph"/>
+        <w:numPr>
+          <w:ilvl w:val="0"/>
+          <w:numId w:val="15"/>
+        </w:numPr>
+      </w:pPr>
+      <w:r>
+        <w:t>Test coverage — tests/test_utils.py and tests/test_search.py added for core backend functions</w:t>
+      </w:r>
+    </w:p>
+    <w:p>
+      <w:pPr>
+        <w:pStyle w:val="ListParagraph"/>
+        <w:numPr>
+          <w:ilvl w:val="0"/>
+          <w:numId w:val="15"/>
+        </w:numPr>
+      </w:pPr>
+      <w:r>
+        <w:t>Code traceability improvements for maintainability and technical review</w:t>
+      </w:r>
+    </w:p>
+    <w:p>
+      <w:pPr>
         <w:rPr>
           <w:b/>
           <w:bCs/>
@@ -506,16 +567,8 @@
     </w:p>
     <w:p>
       <w:pPr>
-        <w:pStyle w:val="ListParagraph"/>
-        <w:numPr>
-          <w:ilvl w:val="0"/>
-          <w:numId w:val="14"/>
-        </w:numPr>
-      </w:pPr>
-      <w:r>
-        <w:lastRenderedPageBreak/>
-        <w:t>Full frontend modularization and UX polish (moved to Phase 2)</w:t>
-      </w:r>
+        <w:ind w:left="360"/>
+      </w:pPr>
       <w:r>
         <w:br/>
       </w:r>
@@ -636,117 +689,84 @@
       <w:r>
         <w:t>.</w:t>
       </w:r>
-      <w:r>
-        <w:br/>
-      </w:r>
-    </w:p>
-    <w:p>
-      <w:pPr>
-        <w:pStyle w:val="Heading1"/>
-      </w:pPr>
-      <w:r>
-        <w:t>Solution Overview</w:t>
-      </w:r>
-    </w:p>
-    <w:p>
-      <w:r>
-        <w:t xml:space="preserve">Phase 1 implements a local document intelligence pipeline using Python and </w:t>
-      </w:r>
-      <w:proofErr w:type="spellStart"/>
-      <w:r>
-        <w:t>Streamlit</w:t>
-      </w:r>
-      <w:proofErr w:type="spellEnd"/>
-      <w:r>
-        <w:t>:</w:t>
-      </w:r>
     </w:p>
     <w:p>
       <w:pPr>
         <w:pStyle w:val="ListParagraph"/>
         <w:numPr>
           <w:ilvl w:val="0"/>
-          <w:numId w:val="18"/>
+          <w:numId w:val="17"/>
         </w:numPr>
       </w:pPr>
       <w:r>
-        <w:t>Frontend (</w:t>
-      </w:r>
-      <w:proofErr w:type="spellStart"/>
-      <w:r>
-        <w:t>Streamlit</w:t>
-      </w:r>
-      <w:proofErr w:type="spellEnd"/>
-      <w:r>
-        <w:t>): user-facing interface for ingestion, search, analytics, and library browsing.</w:t>
+        <w:t>Codebase is modular.</w:t>
+      </w:r>
+      <w:r>
+        <w:br/>
       </w:r>
     </w:p>
     <w:p>
       <w:pPr>
-        <w:pStyle w:val="ListParagraph"/>
-        <w:numPr>
-          <w:ilvl w:val="0"/>
-          <w:numId w:val="18"/>
-        </w:numPr>
-      </w:pPr>
-      <w:r>
-        <w:t>PDF Processing: extracts text and metadata from uploaded PDF files.</w:t>
+        <w:pStyle w:val="Heading1"/>
+      </w:pPr>
+      <w:r>
+        <w:t>Solution Overview</w:t>
       </w:r>
     </w:p>
     <w:p>
-      <w:pPr>
-        <w:pStyle w:val="ListParagraph"/>
-        <w:numPr>
-          <w:ilvl w:val="0"/>
-          <w:numId w:val="18"/>
-        </w:numPr>
-      </w:pPr>
-      <w:r>
-        <w:t>Storage Layer (SQLite): stores document metadata and page-level extracted text.</w:t>
+      <w:r>
+        <w:t>The system is organized into two layers. The backend (</w:t>
+      </w:r>
+      <w:proofErr w:type="spellStart"/>
+      <w:r>
+        <w:t>src</w:t>
+      </w:r>
+      <w:proofErr w:type="spellEnd"/>
+      <w:r>
+        <w:t>/) contains all business logic — ingestion, database management, search, analytics, and utility helpers — with no dependency on the UI framework. The frontend (</w:t>
+      </w:r>
+      <w:proofErr w:type="spellStart"/>
+      <w:r>
+        <w:t>src</w:t>
+      </w:r>
+      <w:proofErr w:type="spellEnd"/>
+      <w:r>
+        <w:t xml:space="preserve">/pages/) contains four dedicated page modules that call the backend and render output through </w:t>
+      </w:r>
+      <w:proofErr w:type="spellStart"/>
+      <w:r>
+        <w:t>Streamlit</w:t>
+      </w:r>
+      <w:proofErr w:type="spellEnd"/>
+      <w:r>
+        <w:t xml:space="preserve">. app.py acts as a lightweight entry point and router, initializing logging, database setup, and session state before delegating to the appropriate page </w:t>
+      </w:r>
+      <w:r>
+        <w:t>module.</w:t>
+      </w:r>
+      <w:r>
+        <w:t xml:space="preserve"> </w:t>
       </w:r>
     </w:p>
     <w:p>
-      <w:pPr>
-        <w:pStyle w:val="ListParagraph"/>
-        <w:numPr>
-          <w:ilvl w:val="0"/>
-          <w:numId w:val="18"/>
-        </w:numPr>
-      </w:pPr>
-      <w:r>
-        <w:t xml:space="preserve">Search </w:t>
-      </w:r>
-      <w:proofErr w:type="gramStart"/>
-      <w:r>
-        <w:t>Layer:</w:t>
-      </w:r>
-      <w:proofErr w:type="gramEnd"/>
-      <w:r>
-        <w:t xml:space="preserve"> supports keyword retrieval using SQLite FTS5 (with fallback search behavior if needed).</w:t>
+      <w:r>
+        <w:t>UI</w:t>
+      </w:r>
+      <w:r>
+        <w:t xml:space="preserve"> </w:t>
+      </w:r>
+      <w:proofErr w:type="spellStart"/>
+      <w:r>
+        <w:t>Featues</w:t>
+      </w:r>
+      <w:proofErr w:type="spellEnd"/>
+      <w:r>
+        <w:t>: ranked search results, quick preview, PDF viewing, and targeted page previews.</w:t>
       </w:r>
     </w:p>
     <w:p>
-      <w:pPr>
-        <w:pStyle w:val="ListParagraph"/>
-        <w:numPr>
-          <w:ilvl w:val="0"/>
-          <w:numId w:val="18"/>
-        </w:numPr>
-      </w:pPr>
-      <w:r>
-        <w:t xml:space="preserve">UI </w:t>
-      </w:r>
-      <w:proofErr w:type="spellStart"/>
-      <w:r>
-        <w:t>Featues</w:t>
-      </w:r>
-      <w:proofErr w:type="spellEnd"/>
-      <w:r>
-        <w:t>: ranked search results, quick preview, PDF viewing, and targeted page previews.</w:t>
-      </w:r>
-    </w:p>
-    <w:p>
-      <w:r>
+      <w:r>
+        <w:lastRenderedPageBreak/>
         <w:t>The design is intentionally modular so future phases can add:</w:t>
       </w:r>
     </w:p>
@@ -794,23 +814,6 @@
         <w:pStyle w:val="Heading1"/>
       </w:pPr>
       <w:r>
-        <w:t>Automation Flow</w:t>
-      </w:r>
-    </w:p>
-    <w:p>
-      <w:r>
-        <w:t>[To be added]</w:t>
-      </w:r>
-      <w:r>
-        <w:br/>
-      </w:r>
-    </w:p>
-    <w:p>
-      <w:pPr>
-        <w:pStyle w:val="Heading1"/>
-      </w:pPr>
-      <w:r>
-        <w:lastRenderedPageBreak/>
         <w:t>Implementation Timeline</w:t>
       </w:r>
     </w:p>
@@ -963,38 +966,158 @@
         <w:pStyle w:val="Heading1"/>
       </w:pPr>
       <w:r>
-        <w:t>Current State Process Flow</w:t>
+        <w:lastRenderedPageBreak/>
+        <w:t>Architecture Diagram</w:t>
       </w:r>
     </w:p>
     <w:p>
       <w:r>
-        <w:t>[To be added]</w:t>
-      </w:r>
-      <w:r>
-        <w:br/>
+        <w:rPr>
+          <w:noProof/>
+        </w:rPr>
+        <w:drawing>
+          <wp:inline distT="0" distB="0" distL="0" distR="0" wp14:anchorId="768AAF92" wp14:editId="0A88AC47">
+            <wp:extent cx="5486400" cy="5851525"/>
+            <wp:effectExtent l="0" t="0" r="0" b="0"/>
+            <wp:docPr id="219158449" name="Picture 1"/>
+            <wp:cNvGraphicFramePr>
+              <a:graphicFrameLocks xmlns:a="http://schemas.openxmlformats.org/drawingml/2006/main" noChangeAspect="1"/>
+            </wp:cNvGraphicFramePr>
+            <a:graphic xmlns:a="http://schemas.openxmlformats.org/drawingml/2006/main">
+              <a:graphicData uri="http://schemas.openxmlformats.org/drawingml/2006/picture">
+                <pic:pic xmlns:pic="http://schemas.openxmlformats.org/drawingml/2006/picture">
+                  <pic:nvPicPr>
+                    <pic:cNvPr id="219158449" name="Picture 219158449"/>
+                    <pic:cNvPicPr/>
+                  </pic:nvPicPr>
+                  <pic:blipFill>
+                    <a:blip r:embed="rId6"/>
+                    <a:stretch>
+                      <a:fillRect/>
+                    </a:stretch>
+                  </pic:blipFill>
+                  <pic:spPr>
+                    <a:xfrm>
+                      <a:off x="0" y="0"/>
+                      <a:ext cx="5486400" cy="5851525"/>
+                    </a:xfrm>
+                    <a:prstGeom prst="rect">
+                      <a:avLst/>
+                    </a:prstGeom>
+                  </pic:spPr>
+                </pic:pic>
+              </a:graphicData>
+            </a:graphic>
+          </wp:inline>
+        </w:drawing>
       </w:r>
     </w:p>
     <w:p>
-      <w:pPr>
-        <w:pStyle w:val="Heading1"/>
-      </w:pPr>
-      <w:r>
-        <w:t>Future State Process Flow</w:t>
+      <w:r>
+        <w:br/>
+      </w:r>
+      <w:r>
+        <w:t xml:space="preserve">The diagram below illustrates the two-layer architecture. The </w:t>
+      </w:r>
+      <w:proofErr w:type="spellStart"/>
+      <w:r>
+        <w:t>Streamlit</w:t>
+      </w:r>
+      <w:proofErr w:type="spellEnd"/>
+      <w:r>
+        <w:t xml:space="preserve"> UI layer (app.py + </w:t>
+      </w:r>
+      <w:proofErr w:type="spellStart"/>
+      <w:r>
+        <w:t>src</w:t>
+      </w:r>
+      <w:proofErr w:type="spellEnd"/>
+      <w:r>
+        <w:t>/pages/) handles all user interaction and rendering. The backend layer (</w:t>
+      </w:r>
+      <w:proofErr w:type="spellStart"/>
+      <w:r>
+        <w:t>src</w:t>
+      </w:r>
+      <w:proofErr w:type="spellEnd"/>
+      <w:r>
+        <w:t>/) handles ingestion, storage, search, and analytics with no UI dependencies. Data flows from PDF upload through ingestion and storage, then back up through search or analytics queries to the UI</w:t>
       </w:r>
     </w:p>
     <w:p>
-      <w:r>
-        <w:t>[To be added]</w:t>
-      </w:r>
-      <w:r>
-        <w:br/>
-      </w:r>
+      <w:pPr>
+        <w:pStyle w:val="Heading1"/>
+      </w:pPr>
     </w:p>
     <w:p>
       <w:pPr>
         <w:pStyle w:val="Heading1"/>
       </w:pPr>
-      <w:r>
+    </w:p>
+    <w:p>
+      <w:pPr>
+        <w:pStyle w:val="Heading1"/>
+      </w:pPr>
+      <w:r>
+        <w:t>Ingestion  Flow</w:t>
+      </w:r>
+    </w:p>
+    <w:p>
+      <w:r>
+        <w:t>The ingestion flow below shows the step-by-step process from PDF upload to indexed storage. Key decision points include the duplicate hash check (which short-circuits re-ingestion) and the FTS5 trigger mechanism (which automatically keeps the search index in sync with the pages table without manual indexing steps).</w:t>
+      </w:r>
+    </w:p>
+    <w:p>
+      <w:r>
+        <w:rPr>
+          <w:noProof/>
+        </w:rPr>
+        <w:drawing>
+          <wp:inline distT="0" distB="0" distL="0" distR="0" wp14:anchorId="480808FE" wp14:editId="605769FC">
+            <wp:extent cx="5486400" cy="5486400"/>
+            <wp:effectExtent l="0" t="0" r="0" b="0"/>
+            <wp:docPr id="1062353784" name="Picture 2"/>
+            <wp:cNvGraphicFramePr>
+              <a:graphicFrameLocks xmlns:a="http://schemas.openxmlformats.org/drawingml/2006/main" noChangeAspect="1"/>
+            </wp:cNvGraphicFramePr>
+            <a:graphic xmlns:a="http://schemas.openxmlformats.org/drawingml/2006/main">
+              <a:graphicData uri="http://schemas.openxmlformats.org/drawingml/2006/picture">
+                <pic:pic xmlns:pic="http://schemas.openxmlformats.org/drawingml/2006/picture">
+                  <pic:nvPicPr>
+                    <pic:cNvPr id="1062353784" name="Picture 1062353784"/>
+                    <pic:cNvPicPr/>
+                  </pic:nvPicPr>
+                  <pic:blipFill>
+                    <a:blip r:embed="rId7"/>
+                    <a:stretch>
+                      <a:fillRect/>
+                    </a:stretch>
+                  </pic:blipFill>
+                  <pic:spPr>
+                    <a:xfrm>
+                      <a:off x="0" y="0"/>
+                      <a:ext cx="5486400" cy="5486400"/>
+                    </a:xfrm>
+                    <a:prstGeom prst="rect">
+                      <a:avLst/>
+                    </a:prstGeom>
+                  </pic:spPr>
+                </pic:pic>
+              </a:graphicData>
+            </a:graphic>
+          </wp:inline>
+        </w:drawing>
+      </w:r>
+      <w:r>
+        <w:br/>
+      </w:r>
+    </w:p>
+    <w:p>
+      <w:pPr>
+        <w:pStyle w:val="Heading1"/>
+      </w:pPr>
+      <w:r>
+        <w:lastRenderedPageBreak/>
         <w:t>Functional Requirements</w:t>
       </w:r>
     </w:p>
@@ -1159,7 +1282,6 @@
         </w:numPr>
       </w:pPr>
       <w:r>
-        <w:lastRenderedPageBreak/>
         <w:t>FR-13: System shall provide analytics summary of ingested documents.</w:t>
       </w:r>
       <w:r>
@@ -1244,15 +1366,7 @@
         </w:numPr>
       </w:pPr>
       <w:r>
-        <w:t xml:space="preserve">Local </w:t>
-      </w:r>
-      <w:proofErr w:type="gramStart"/>
-      <w:r>
-        <w:t>filesystem</w:t>
-      </w:r>
-      <w:proofErr w:type="gramEnd"/>
-      <w:r>
-        <w:t xml:space="preserve"> access for storing ingested PDFs</w:t>
+        <w:t>Local filesystem access for storing ingested PDFs</w:t>
       </w:r>
     </w:p>
     <w:p>
@@ -1390,6 +1504,7 @@
         </w:numPr>
       </w:pPr>
       <w:r>
+        <w:lastRenderedPageBreak/>
         <w:t>System Scalability: Addressed by moving from basic LIKE queries to FTS5 indexing.</w:t>
       </w:r>
     </w:p>
@@ -1828,7 +1943,7 @@
   <w:abstractNum w:abstractNumId="11" w15:restartNumberingAfterBreak="0">
     <w:nsid w:val="0DA47441"/>
     <w:multiLevelType w:val="hybridMultilevel"/>
-    <w:tmpl w:val="6A54BA52"/>
+    <w:tmpl w:val="CFFA3A86"/>
     <w:lvl w:ilvl="0" w:tplc="04090001">
       <w:start w:val="1"/>
       <w:numFmt w:val="bullet"/>
@@ -3713,6 +3828,7 @@
   <w:style w:type="character" w:default="1" w:styleId="DefaultParagraphFont">
     <w:name w:val="Default Paragraph Font"/>
     <w:uiPriority w:val="1"/>
+    <w:semiHidden/>
     <w:unhideWhenUsed/>
   </w:style>
   <w:style w:type="table" w:default="1" w:styleId="TableNormal">
